--- a/a7/packages/A7 Unit 4 - Solving Problems with Rational Numbers/Question Banks/A7 4.01  Question Bank.docx
+++ b/a7/packages/A7 Unit 4 - Solving Problems with Rational Numbers/Question Banks/A7 4.01  Question Bank.docx
@@ -1739,7 +1739,7 @@
                 <w:color w:val="1A1A1A"/>
                 <w:sz w:val="22"/>
               </w:rPr>
-              <w:t xml:space="preserve"> ?</w:t>
+              <w:t>,  written in scientific notation?</w:t>
             </w:r>
           </w:p>
           <w:p>

--- a/a7/packages/A7 Unit 4 - Solving Problems with Rational Numbers/Question Banks/A7 4.01  Question Bank.docx
+++ b/a7/packages/A7 Unit 4 - Solving Problems with Rational Numbers/Question Banks/A7 4.01  Question Bank.docx
@@ -1769,7 +1769,7 @@
             <w:r>
               <w:drawing>
                 <wp:inline xmlns:a="http://schemas.openxmlformats.org/drawingml/2006/main" xmlns:pic="http://schemas.openxmlformats.org/drawingml/2006/picture">
-                  <wp:extent cx="722376" cy="146304"/>
+                  <wp:extent cx="780288" cy="146304"/>
                   <wp:docPr id="17" name="Picture 17"/>
                   <wp:cNvGraphicFramePr>
                     <a:graphicFrameLocks noChangeAspect="1"/>
@@ -1778,7 +1778,7 @@
                     <a:graphicData uri="http://schemas.openxmlformats.org/drawingml/2006/picture">
                       <pic:pic>
                         <pic:nvPicPr>
-                          <pic:cNvPr id="0" name="eb1dd345b267ee60.png"/>
+                          <pic:cNvPr id="0" name="23a06632f6c68748.png"/>
                           <pic:cNvPicPr/>
                         </pic:nvPicPr>
                         <pic:blipFill>
@@ -1790,7 +1790,7 @@
                         <pic:spPr>
                           <a:xfrm>
                             <a:off x="0" y="0"/>
-                            <a:ext cx="722376" cy="146304"/>
+                            <a:ext cx="780288" cy="146304"/>
                           </a:xfrm>
                           <a:prstGeom prst="rect"/>
                         </pic:spPr>
@@ -1828,7 +1828,7 @@
             <w:r>
               <w:drawing>
                 <wp:inline xmlns:a="http://schemas.openxmlformats.org/drawingml/2006/main" xmlns:pic="http://schemas.openxmlformats.org/drawingml/2006/picture">
-                  <wp:extent cx="719328" cy="146304"/>
+                  <wp:extent cx="722376" cy="146304"/>
                   <wp:docPr id="18" name="Picture 18"/>
                   <wp:cNvGraphicFramePr>
                     <a:graphicFrameLocks noChangeAspect="1"/>
@@ -1837,7 +1837,7 @@
                     <a:graphicData uri="http://schemas.openxmlformats.org/drawingml/2006/picture">
                       <pic:pic>
                         <pic:nvPicPr>
-                          <pic:cNvPr id="0" name="ce5be0acba60f586.png"/>
+                          <pic:cNvPr id="0" name="eb1dd345b267ee60.png"/>
                           <pic:cNvPicPr/>
                         </pic:nvPicPr>
                         <pic:blipFill>
@@ -1849,7 +1849,7 @@
                         <pic:spPr>
                           <a:xfrm>
                             <a:off x="0" y="0"/>
-                            <a:ext cx="719328" cy="146304"/>
+                            <a:ext cx="722376" cy="146304"/>
                           </a:xfrm>
                           <a:prstGeom prst="rect"/>
                         </pic:spPr>
@@ -1946,7 +1946,7 @@
             <w:r>
               <w:drawing>
                 <wp:inline xmlns:a="http://schemas.openxmlformats.org/drawingml/2006/main" xmlns:pic="http://schemas.openxmlformats.org/drawingml/2006/picture">
-                  <wp:extent cx="780288" cy="146304"/>
+                  <wp:extent cx="719328" cy="146304"/>
                   <wp:docPr id="20" name="Picture 20"/>
                   <wp:cNvGraphicFramePr>
                     <a:graphicFrameLocks noChangeAspect="1"/>
@@ -1955,7 +1955,7 @@
                     <a:graphicData uri="http://schemas.openxmlformats.org/drawingml/2006/picture">
                       <pic:pic>
                         <pic:nvPicPr>
-                          <pic:cNvPr id="0" name="23a06632f6c68748.png"/>
+                          <pic:cNvPr id="0" name="ce5be0acba60f586.png"/>
                           <pic:cNvPicPr/>
                         </pic:nvPicPr>
                         <pic:blipFill>
@@ -1967,7 +1967,7 @@
                         <pic:spPr>
                           <a:xfrm>
                             <a:off x="0" y="0"/>
-                            <a:ext cx="780288" cy="146304"/>
+                            <a:ext cx="719328" cy="146304"/>
                           </a:xfrm>
                           <a:prstGeom prst="rect"/>
                         </pic:spPr>
@@ -2120,7 +2120,7 @@
             <w:r>
               <w:drawing>
                 <wp:inline xmlns:a="http://schemas.openxmlformats.org/drawingml/2006/main" xmlns:pic="http://schemas.openxmlformats.org/drawingml/2006/picture">
-                  <wp:extent cx="1304544" cy="170688"/>
+                  <wp:extent cx="1508760" cy="170688"/>
                   <wp:docPr id="22" name="Picture 22"/>
                   <wp:cNvGraphicFramePr>
                     <a:graphicFrameLocks noChangeAspect="1"/>
@@ -2129,7 +2129,7 @@
                     <a:graphicData uri="http://schemas.openxmlformats.org/drawingml/2006/picture">
                       <pic:pic>
                         <pic:nvPicPr>
-                          <pic:cNvPr id="0" name="8fa9ecdd9b29ab05.png"/>
+                          <pic:cNvPr id="0" name="10805468f08f2d0e.png"/>
                           <pic:cNvPicPr/>
                         </pic:nvPicPr>
                         <pic:blipFill>
@@ -2141,7 +2141,7 @@
                         <pic:spPr>
                           <a:xfrm>
                             <a:off x="0" y="0"/>
-                            <a:ext cx="1304544" cy="170688"/>
+                            <a:ext cx="1508760" cy="170688"/>
                           </a:xfrm>
                           <a:prstGeom prst="rect"/>
                         </pic:spPr>
@@ -2188,7 +2188,7 @@
                     <a:graphicData uri="http://schemas.openxmlformats.org/drawingml/2006/picture">
                       <pic:pic>
                         <pic:nvPicPr>
-                          <pic:cNvPr id="0" name="bc6614defc4cf85c.png"/>
+                          <pic:cNvPr id="0" name="47d77ce55239fef4.png"/>
                           <pic:cNvPicPr/>
                         </pic:nvPicPr>
                         <pic:blipFill>
@@ -2297,7 +2297,7 @@
             <w:r>
               <w:drawing>
                 <wp:inline xmlns:a="http://schemas.openxmlformats.org/drawingml/2006/main" xmlns:pic="http://schemas.openxmlformats.org/drawingml/2006/picture">
-                  <wp:extent cx="1508760" cy="170688"/>
+                  <wp:extent cx="1304544" cy="170688"/>
                   <wp:docPr id="25" name="Picture 25"/>
                   <wp:cNvGraphicFramePr>
                     <a:graphicFrameLocks noChangeAspect="1"/>
@@ -2306,7 +2306,7 @@
                     <a:graphicData uri="http://schemas.openxmlformats.org/drawingml/2006/picture">
                       <pic:pic>
                         <pic:nvPicPr>
-                          <pic:cNvPr id="0" name="10805468f08f2d0e.png"/>
+                          <pic:cNvPr id="0" name="cdf20afbb10af4ef.png"/>
                           <pic:cNvPicPr/>
                         </pic:nvPicPr>
                         <pic:blipFill>
@@ -2318,7 +2318,7 @@
                         <pic:spPr>
                           <a:xfrm>
                             <a:off x="0" y="0"/>
-                            <a:ext cx="1508760" cy="170688"/>
+                            <a:ext cx="1304544" cy="170688"/>
                           </a:xfrm>
                           <a:prstGeom prst="rect"/>
                         </pic:spPr>
@@ -2365,7 +2365,7 @@
                     <a:graphicData uri="http://schemas.openxmlformats.org/drawingml/2006/picture">
                       <pic:pic>
                         <pic:nvPicPr>
-                          <pic:cNvPr id="0" name="cdf20afbb10af4ef.png"/>
+                          <pic:cNvPr id="0" name="8fa9ecdd9b29ab05.png"/>
                           <pic:cNvPicPr/>
                         </pic:nvPicPr>
                         <pic:blipFill>
@@ -2424,7 +2424,7 @@
                     <a:graphicData uri="http://schemas.openxmlformats.org/drawingml/2006/picture">
                       <pic:pic>
                         <pic:nvPicPr>
-                          <pic:cNvPr id="0" name="47d77ce55239fef4.png"/>
+                          <pic:cNvPr id="0" name="bc6614defc4cf85c.png"/>
                           <pic:cNvPicPr/>
                         </pic:nvPicPr>
                         <pic:blipFill>
